--- a/docs/docx/dogovor_kp_torgi.docx
+++ b/docs/docx/dogovor_kp_torgi.docx
@@ -39,7 +39,7 @@
     </w:p>
     <w:p>
       <w:r>
-        <w:t>3. Оплата оставшейся суммы — в течение 30 дней со дня подписания на счёт {{РЕКВИЗИТЫ}}.</w:t>
+        <w:t>3. Оплата оставшейся суммы — в течение 30 дней со дня подписания договора, не позднее {{ДАТА_ОПЛАТЫ_ДО}}, на счёт {{РЕКВИЗИТЫ}}.</w:t>
       </w:r>
     </w:p>
     <w:p>
@@ -64,10 +64,221 @@
     </w:p>
     <w:p/>
     <w:p>
+      <w:pPr>
+        <w:jc w:val="center"/>
+      </w:pPr>
       <w:r>
-        <w:t>Реквизиты и подписи сторон: ______________</w:t>
+        <w:rPr>
+          <w:b/>
+          <w:sz w:val="24"/>
+        </w:rPr>
+        <w:t>Адреса, реквизиты и подписи сторон</w:t>
       </w:r>
     </w:p>
+    <w:p/>
+    <w:tbl>
+      <w:tblPr>
+        <w:tblStyle w:val="TableGrid"/>
+        <w:tblW w:type="auto" w:w="0"/>
+        <w:tblLook w:firstColumn="1" w:firstRow="1" w:lastColumn="0" w:lastRow="0" w:noHBand="0" w:noVBand="1" w:val="04A0"/>
+      </w:tblPr>
+      <w:tblGrid>
+        <w:gridCol w:w="4677"/>
+        <w:gridCol w:w="4677"/>
+      </w:tblGrid>
+      <w:tr>
+        <w:tc>
+          <w:tcPr>
+            <w:tcW w:type="dxa" w:w="4677"/>
+          </w:tcPr>
+          <w:p>
+            <w:r>
+              <w:t>Продавец</w:t>
+            </w:r>
+          </w:p>
+        </w:tc>
+        <w:tc>
+          <w:tcPr>
+            <w:tcW w:type="dxa" w:w="4677"/>
+          </w:tcPr>
+          <w:p>
+            <w:r>
+              <w:t>Покупатель</w:t>
+            </w:r>
+          </w:p>
+        </w:tc>
+      </w:tr>
+      <w:tr>
+        <w:tc>
+          <w:tcPr>
+            <w:tcW w:type="dxa" w:w="4677"/>
+          </w:tcPr>
+          <w:p>
+            <w:r>
+              <w:t>{{ДОЛЖНИК_НАИМЕНОВАНИЕ}}</w:t>
+            </w:r>
+          </w:p>
+        </w:tc>
+        <w:tc>
+          <w:tcPr>
+            <w:tcW w:type="dxa" w:w="4677"/>
+          </w:tcPr>
+          <w:p>
+            <w:r>
+              <w:t>{{ПОКУПАТЕЛЬ}}</w:t>
+            </w:r>
+          </w:p>
+        </w:tc>
+      </w:tr>
+      <w:tr>
+        <w:tc>
+          <w:tcPr>
+            <w:tcW w:type="dxa" w:w="4677"/>
+          </w:tcPr>
+          <w:p>
+            <w:r>
+              <w:t>ИНН {{ДОЛЖНИК_ИНН}}, ОГРН/ОГРНИП {{ДОЛЖНИК_ОГРН}}</w:t>
+            </w:r>
+          </w:p>
+        </w:tc>
+        <w:tc>
+          <w:tcPr>
+            <w:tcW w:type="dxa" w:w="4677"/>
+          </w:tcPr>
+          <w:p>
+            <w:r>
+              <w:t>ИНН {{ПОКУПАТЕЛЬ_ИНН}}</w:t>
+            </w:r>
+          </w:p>
+        </w:tc>
+      </w:tr>
+      <w:tr>
+        <w:tc>
+          <w:tcPr>
+            <w:tcW w:type="dxa" w:w="4677"/>
+          </w:tcPr>
+          <w:p>
+            <w:r>
+              <w:t>СНИЛС (для гражданина): {{ДОЛЖНИК_СНИЛС}}</w:t>
+            </w:r>
+          </w:p>
+        </w:tc>
+        <w:tc>
+          <w:tcPr>
+            <w:tcW w:type="dxa" w:w="4677"/>
+          </w:tcPr>
+          <w:p>
+            <w:r/>
+          </w:p>
+        </w:tc>
+      </w:tr>
+      <w:tr>
+        <w:tc>
+          <w:tcPr>
+            <w:tcW w:type="dxa" w:w="4677"/>
+          </w:tcPr>
+          <w:p>
+            <w:r>
+              <w:t>Адрес: {{ДОЛЖНИК_АДРЕС}}</w:t>
+            </w:r>
+          </w:p>
+        </w:tc>
+        <w:tc>
+          <w:tcPr>
+            <w:tcW w:type="dxa" w:w="4677"/>
+          </w:tcPr>
+          <w:p>
+            <w:r>
+              <w:t>Адрес: {{ПОКУПАТЕЛЬ_АДРЕС}}</w:t>
+            </w:r>
+          </w:p>
+        </w:tc>
+      </w:tr>
+      <w:tr>
+        <w:tc>
+          <w:tcPr>
+            <w:tcW w:type="dxa" w:w="4677"/>
+          </w:tcPr>
+          <w:p>
+            <w:r>
+              <w:t>Счёт (специальный или основной): {{РЕКВИЗИТЫ}}</w:t>
+            </w:r>
+          </w:p>
+        </w:tc>
+        <w:tc>
+          <w:tcPr>
+            <w:tcW w:type="dxa" w:w="4677"/>
+          </w:tcPr>
+          <w:p>
+            <w:r>
+              <w:t>Реквизиты: {{ПОКУПАТЕЛЬ_РЕКВИЗИТЫ}}</w:t>
+            </w:r>
+          </w:p>
+        </w:tc>
+      </w:tr>
+      <w:tr>
+        <w:tc>
+          <w:tcPr>
+            <w:tcW w:type="dxa" w:w="4677"/>
+          </w:tcPr>
+          <w:p>
+            <w:r>
+              <w:t>в лице конкурсного (финансового) управляющего {{ФИО_УПРАВЛЯЮЩЕГО}}</w:t>
+            </w:r>
+          </w:p>
+        </w:tc>
+        <w:tc>
+          <w:tcPr>
+            <w:tcW w:type="dxa" w:w="4677"/>
+          </w:tcPr>
+          <w:p>
+            <w:r/>
+          </w:p>
+        </w:tc>
+      </w:tr>
+      <w:tr>
+        <w:tc>
+          <w:tcPr>
+            <w:tcW w:type="dxa" w:w="4677"/>
+          </w:tcPr>
+          <w:p>
+            <w:r>
+              <w:t>__________________ / {{ФИО_УПРАВЛЯЮЩЕГО}} /</w:t>
+            </w:r>
+          </w:p>
+        </w:tc>
+        <w:tc>
+          <w:tcPr>
+            <w:tcW w:type="dxa" w:w="4677"/>
+          </w:tcPr>
+          <w:p>
+            <w:r>
+              <w:t>__________________ / __________________ /</w:t>
+            </w:r>
+          </w:p>
+        </w:tc>
+      </w:tr>
+      <w:tr>
+        <w:tc>
+          <w:tcPr>
+            <w:tcW w:type="dxa" w:w="4677"/>
+          </w:tcPr>
+          <w:p>
+            <w:r>
+              <w:t>М. П.</w:t>
+            </w:r>
+          </w:p>
+        </w:tc>
+        <w:tc>
+          <w:tcPr>
+            <w:tcW w:type="dxa" w:w="4677"/>
+          </w:tcPr>
+          <w:p>
+            <w:r/>
+          </w:p>
+        </w:tc>
+      </w:tr>
+    </w:tbl>
     <w:sectPr>
       <w:pgSz w:w="11906" w:h="16838"/>
       <w:pgMar w:top="1134" w:right="850" w:bottom="1134" w:left="1701" w:header="709" w:footer="709" w:gutter="0"/>

--- a/docs/docx/dogovor_kp_torgi.docx
+++ b/docs/docx/dogovor_kp_torgi.docx
@@ -137,7 +137,7 @@
           </w:tcPr>
           <w:p>
             <w:r>
-              <w:t>ИНН {{ДОЛЖНИК_ИНН}}, ОГРН/ОГРНИП {{ДОЛЖНИК_ОГРН}}</w:t>
+              <w:t>ИНН {{ДОЛЖНИК_ИНН}}{{#if ДОЛЖНИК_ОГРН}}, ОГРН/ОГРНИП {{ДОЛЖНИК_ОГРН}}{{/if}}{{#if ДОЛЖНИК_СНИЛС}}, СНИЛС {{ДОЛЖНИК_СНИЛС}}{{/if}}</w:t>
             </w:r>
           </w:p>
         </w:tc>
@@ -149,26 +149,6 @@
             <w:r>
               <w:t>ИНН {{ПОКУПАТЕЛЬ_ИНН}}</w:t>
             </w:r>
-          </w:p>
-        </w:tc>
-      </w:tr>
-      <w:tr>
-        <w:tc>
-          <w:tcPr>
-            <w:tcW w:type="dxa" w:w="4677"/>
-          </w:tcPr>
-          <w:p>
-            <w:r>
-              <w:t>СНИЛС (для гражданина): {{ДОЛЖНИК_СНИЛС}}</w:t>
-            </w:r>
-          </w:p>
-        </w:tc>
-        <w:tc>
-          <w:tcPr>
-            <w:tcW w:type="dxa" w:w="4677"/>
-          </w:tcPr>
-          <w:p>
-            <w:r/>
           </w:p>
         </w:tc>
       </w:tr>

--- a/docs/docx/dogovor_kp_torgi.docx
+++ b/docs/docx/dogovor_kp_torgi.docx
@@ -4,6 +4,7 @@
   <w:body>
     <w:p>
       <w:pPr>
+        <w:keepNext/>
         <w:jc w:val="center"/>
       </w:pPr>
       <w:r>
@@ -65,6 +66,7 @@
     <w:p/>
     <w:p>
       <w:pPr>
+        <w:keepNext/>
         <w:jc w:val="center"/>
       </w:pPr>
       <w:r>
@@ -635,6 +637,7 @@
     <w:rPr>
       <w:rFonts w:ascii="Times New Roman" w:hAnsi="Times New Roman"/>
       <w:sz w:val="24"/>
+      <w:lang w:val="ru-RU" w:eastAsia="ru-RU"/>
     </w:rPr>
   </w:style>
   <w:style w:type="paragraph" w:styleId="Header">

--- a/docs/docx/dogovor_kp_torgi.docx
+++ b/docs/docx/dogovor_kp_torgi.docx
@@ -225,7 +225,7 @@
           </w:tcPr>
           <w:p>
             <w:r>
-              <w:t>__________________ / {{ФИО_УПРАВЛЯЮЩЕГО}} /</w:t>
+              <w:t>__________________ {{ФИО_УПРАВЛЯЮЩЕГО_ИОФ}}</w:t>
             </w:r>
           </w:p>
         </w:tc>
@@ -235,7 +235,7 @@
           </w:tcPr>
           <w:p>
             <w:r>
-              <w:t>__________________ / __________________ /</w:t>
+              <w:t>__________________ __________________</w:t>
             </w:r>
           </w:p>
         </w:tc>
